--- a/pr-preview/pr-203/chapters/summary.docx
+++ b/pr-preview/pr-203/chapters/summary.docx
@@ -15,7 +15,7 @@
         <w:pStyle w:val="Date"/>
       </w:pPr>
       <w:r>
-        <w:t xml:space="preserve">Last modified: 2026-10-14 12:16:48 (PDT)</w:t>
+        <w:t xml:space="preserve">Last modified: 2026-10-16 03:16:49 (PDT)</w:t>
       </w:r>
     </w:p>
     <w:tbl>
@@ -1472,7 +1472,7 @@
       </w:r>
     </w:p>
     <w:bookmarkEnd w:id="65"/>
-    <w:bookmarkStart w:id="76" w:name="sentences"/>
+    <w:bookmarkStart w:id="77" w:name="sentences"/>
     <w:p>
       <w:pPr>
         <w:pStyle w:val="Heading2"/>
@@ -1734,6 +1734,32 @@
           <w:rPr>
             <w:rStyle w:val="Hyperlink"/>
           </w:rPr>
+          <w:t xml:space="preserve">Make every word tell</w:t>
+        </w:r>
+      </w:hyperlink>
+      <w:r>
+        <w:t xml:space="preserve">:</w:t>
+      </w:r>
+      <w:r>
+        <w:t xml:space="preserve"> </w:t>
+      </w:r>
+      <w:r>
+        <w:t xml:space="preserve">cut words that carry no meaning, but keep detail that does.</w:t>
+      </w:r>
+    </w:p>
+    <w:p>
+      <w:pPr>
+        <w:pStyle w:val="Compact"/>
+        <w:numPr>
+          <w:ilvl w:val="0"/>
+          <w:numId w:val="1006"/>
+        </w:numPr>
+      </w:pPr>
+      <w:hyperlink r:id="rId73">
+        <w:r>
+          <w:rPr>
+            <w:rStyle w:val="Hyperlink"/>
+          </w:rPr>
           <w:t xml:space="preserve">Limit complex sentence structures</w:t>
         </w:r>
       </w:hyperlink>
@@ -1749,7 +1775,7 @@
           <w:numId w:val="1006"/>
         </w:numPr>
       </w:pPr>
-      <w:hyperlink r:id="rId73">
+      <w:hyperlink r:id="rId74">
         <w:r>
           <w:rPr>
             <w:rStyle w:val="Hyperlink"/>
@@ -1769,7 +1795,7 @@
           <w:numId w:val="1006"/>
         </w:numPr>
       </w:pPr>
-      <w:hyperlink r:id="rId74">
+      <w:hyperlink r:id="rId75">
         <w:r>
           <w:rPr>
             <w:rStyle w:val="Hyperlink"/>
@@ -1789,7 +1815,7 @@
           <w:numId w:val="1006"/>
         </w:numPr>
       </w:pPr>
-      <w:hyperlink r:id="rId75">
+      <w:hyperlink r:id="rId76">
         <w:r>
           <w:rPr>
             <w:rStyle w:val="Hyperlink"/>
@@ -1801,8 +1827,8 @@
         <w:t xml:space="preserve">.</w:t>
       </w:r>
     </w:p>
-    <w:bookmarkEnd w:id="76"/>
-    <w:bookmarkStart w:id="91" w:name="teaching-materials"/>
+    <w:bookmarkEnd w:id="77"/>
+    <w:bookmarkStart w:id="92" w:name="teaching-materials"/>
     <w:p>
       <w:pPr>
         <w:pStyle w:val="Heading2"/>
@@ -1819,7 +1845,7 @@
           <w:numId w:val="1007"/>
         </w:numPr>
       </w:pPr>
-      <w:hyperlink r:id="rId77">
+      <w:hyperlink r:id="rId78">
         <w:r>
           <w:rPr>
             <w:rStyle w:val="Hyperlink"/>
@@ -1839,7 +1865,7 @@
           <w:numId w:val="1007"/>
         </w:numPr>
       </w:pPr>
-      <w:hyperlink r:id="rId78">
+      <w:hyperlink r:id="rId79">
         <w:r>
           <w:rPr>
             <w:rStyle w:val="Hyperlink"/>
@@ -1859,7 +1885,7 @@
           <w:numId w:val="1007"/>
         </w:numPr>
       </w:pPr>
-      <w:hyperlink r:id="rId79">
+      <w:hyperlink r:id="rId80">
         <w:r>
           <w:rPr>
             <w:rStyle w:val="Hyperlink"/>
@@ -1882,7 +1908,7 @@
           <w:numId w:val="1007"/>
         </w:numPr>
       </w:pPr>
-      <w:hyperlink r:id="rId80">
+      <w:hyperlink r:id="rId81">
         <w:r>
           <w:rPr>
             <w:rStyle w:val="Hyperlink"/>
@@ -1902,7 +1928,7 @@
           <w:numId w:val="1007"/>
         </w:numPr>
       </w:pPr>
-      <w:hyperlink r:id="rId81">
+      <w:hyperlink r:id="rId82">
         <w:r>
           <w:rPr>
             <w:rStyle w:val="Hyperlink"/>
@@ -1922,7 +1948,7 @@
           <w:numId w:val="1007"/>
         </w:numPr>
       </w:pPr>
-      <w:hyperlink r:id="rId82">
+      <w:hyperlink r:id="rId83">
         <w:r>
           <w:rPr>
             <w:rStyle w:val="Hyperlink"/>
@@ -1942,7 +1968,7 @@
           <w:numId w:val="1007"/>
         </w:numPr>
       </w:pPr>
-      <w:hyperlink r:id="rId83">
+      <w:hyperlink r:id="rId84">
         <w:r>
           <w:rPr>
             <w:rStyle w:val="Hyperlink"/>
@@ -1962,7 +1988,7 @@
           <w:numId w:val="1007"/>
         </w:numPr>
       </w:pPr>
-      <w:hyperlink r:id="rId84">
+      <w:hyperlink r:id="rId85">
         <w:r>
           <w:rPr>
             <w:rStyle w:val="Hyperlink"/>
@@ -1982,7 +2008,7 @@
           <w:numId w:val="1007"/>
         </w:numPr>
       </w:pPr>
-      <w:hyperlink r:id="rId85">
+      <w:hyperlink r:id="rId86">
         <w:r>
           <w:rPr>
             <w:rStyle w:val="Hyperlink"/>
@@ -2002,7 +2028,7 @@
           <w:numId w:val="1007"/>
         </w:numPr>
       </w:pPr>
-      <w:hyperlink r:id="rId86">
+      <w:hyperlink r:id="rId87">
         <w:r>
           <w:rPr>
             <w:rStyle w:val="Hyperlink"/>
@@ -2025,7 +2051,7 @@
           <w:numId w:val="1007"/>
         </w:numPr>
       </w:pPr>
-      <w:hyperlink r:id="rId87">
+      <w:hyperlink r:id="rId88">
         <w:r>
           <w:rPr>
             <w:rStyle w:val="Hyperlink"/>
@@ -2045,7 +2071,7 @@
           <w:numId w:val="1007"/>
         </w:numPr>
       </w:pPr>
-      <w:hyperlink r:id="rId88">
+      <w:hyperlink r:id="rId89">
         <w:r>
           <w:rPr>
             <w:rStyle w:val="Hyperlink"/>
@@ -2065,7 +2091,7 @@
           <w:numId w:val="1007"/>
         </w:numPr>
       </w:pPr>
-      <w:hyperlink r:id="rId89">
+      <w:hyperlink r:id="rId90">
         <w:r>
           <w:rPr>
             <w:rStyle w:val="Hyperlink"/>
@@ -2100,7 +2126,7 @@
           <w:numId w:val="1007"/>
         </w:numPr>
       </w:pPr>
-      <w:hyperlink r:id="rId90">
+      <w:hyperlink r:id="rId91">
         <w:r>
           <w:rPr>
             <w:rStyle w:val="Hyperlink"/>
@@ -2118,7 +2144,150 @@
         <w:t xml:space="preserve">but keep what those repositories credit.</w:t>
       </w:r>
     </w:p>
-    <w:bookmarkEnd w:id="91"/>
+    <w:bookmarkEnd w:id="92"/>
+    <w:bookmarkStart w:id="96" w:name="software-text"/>
+    <w:p>
+      <w:pPr>
+        <w:pStyle w:val="Heading2"/>
+      </w:pPr>
+      <w:r>
+        <w:t xml:space="preserve">8 Software text</w:t>
+      </w:r>
+    </w:p>
+    <w:p>
+      <w:pPr>
+        <w:pStyle w:val="Compact"/>
+        <w:numPr>
+          <w:ilvl w:val="0"/>
+          <w:numId w:val="1008"/>
+        </w:numPr>
+      </w:pPr>
+      <w:hyperlink r:id="rId93">
+        <w:r>
+          <w:rPr>
+            <w:rStyle w:val="Hyperlink"/>
+          </w:rPr>
+          <w:t xml:space="preserve">Say what changed and why</w:t>
+        </w:r>
+      </w:hyperlink>
+      <w:r>
+        <w:t xml:space="preserve"> </w:t>
+      </w:r>
+      <w:r>
+        <w:t xml:space="preserve">in a pull request or commit message.</w:t>
+      </w:r>
+    </w:p>
+    <w:p>
+      <w:pPr>
+        <w:pStyle w:val="Compact"/>
+        <w:numPr>
+          <w:ilvl w:val="0"/>
+          <w:numId w:val="1008"/>
+        </w:numPr>
+      </w:pPr>
+      <w:hyperlink r:id="rId94">
+        <w:r>
+          <w:rPr>
+            <w:rStyle w:val="Hyperlink"/>
+          </w:rPr>
+          <w:t xml:space="preserve">Comment why, not what</w:t>
+        </w:r>
+      </w:hyperlink>
+      <w:r>
+        <w:t xml:space="preserve">.</w:t>
+      </w:r>
+    </w:p>
+    <w:p>
+      <w:pPr>
+        <w:pStyle w:val="Compact"/>
+        <w:numPr>
+          <w:ilvl w:val="0"/>
+          <w:numId w:val="1008"/>
+        </w:numPr>
+      </w:pPr>
+      <w:hyperlink r:id="rId95">
+        <w:r>
+          <w:rPr>
+            <w:rStyle w:val="Hyperlink"/>
+          </w:rPr>
+          <w:t xml:space="preserve">Write release notes by their effect on the user</w:t>
+        </w:r>
+      </w:hyperlink>
+      <w:r>
+        <w:t xml:space="preserve">.</w:t>
+      </w:r>
+    </w:p>
+    <w:bookmarkEnd w:id="96"/>
+    <w:bookmarkStart w:id="100" w:name="thinking"/>
+    <w:p>
+      <w:pPr>
+        <w:pStyle w:val="Heading2"/>
+      </w:pPr>
+      <w:r>
+        <w:t xml:space="preserve">9 Thinking</w:t>
+      </w:r>
+    </w:p>
+    <w:p>
+      <w:pPr>
+        <w:pStyle w:val="Compact"/>
+        <w:numPr>
+          <w:ilvl w:val="0"/>
+          <w:numId w:val="1009"/>
+        </w:numPr>
+      </w:pPr>
+      <w:hyperlink r:id="rId97">
+        <w:r>
+          <w:rPr>
+            <w:rStyle w:val="Hyperlink"/>
+          </w:rPr>
+          <w:t xml:space="preserve">Write the question down first</w:t>
+        </w:r>
+      </w:hyperlink>
+      <w:r>
+        <w:t xml:space="preserve">.</w:t>
+      </w:r>
+    </w:p>
+    <w:p>
+      <w:pPr>
+        <w:pStyle w:val="Compact"/>
+        <w:numPr>
+          <w:ilvl w:val="0"/>
+          <w:numId w:val="1009"/>
+        </w:numPr>
+      </w:pPr>
+      <w:hyperlink r:id="rId98">
+        <w:r>
+          <w:rPr>
+            <w:rStyle w:val="Hyperlink"/>
+          </w:rPr>
+          <w:t xml:space="preserve">Send a written question that gives the reader the context to answer it</w:t>
+        </w:r>
+      </w:hyperlink>
+      <w:r>
+        <w:t xml:space="preserve">.</w:t>
+      </w:r>
+    </w:p>
+    <w:p>
+      <w:pPr>
+        <w:pStyle w:val="Compact"/>
+        <w:numPr>
+          <w:ilvl w:val="0"/>
+          <w:numId w:val="1009"/>
+        </w:numPr>
+      </w:pPr>
+      <w:hyperlink r:id="rId99">
+        <w:r>
+          <w:rPr>
+            <w:rStyle w:val="Hyperlink"/>
+          </w:rPr>
+          <w:t xml:space="preserve">Draft the plan before you run the analysis</w:t>
+        </w:r>
+      </w:hyperlink>
+      <w:r>
+        <w:t xml:space="preserve">.</w:t>
+      </w:r>
+    </w:p>
+    <w:bookmarkEnd w:id="100"/>
     <w:sectPr>
       <w:footnotePr>
         <w:numRestart w:val="eachSect"/>
@@ -2354,6 +2523,12 @@
     <w:abstractNumId w:val="991"/>
   </w:num>
   <w:num w:numId="1007">
+    <w:abstractNumId w:val="991"/>
+  </w:num>
+  <w:num w:numId="1008">
+    <w:abstractNumId w:val="991"/>
+  </w:num>
+  <w:num w:numId="1009">
     <w:abstractNumId w:val="991"/>
   </w:num>
 </w:numbering>

--- a/pr-preview/pr-203/chapters/summary.docx
+++ b/pr-preview/pr-203/chapters/summary.docx
@@ -15,7 +15,7 @@
         <w:pStyle w:val="Date"/>
       </w:pPr>
       <w:r>
-        <w:t xml:space="preserve">Last modified: 2026-10-16 03:16:49 (PDT)</w:t>
+        <w:t xml:space="preserve">Last modified: 2026-10-16 04:17:08 (PDT)</w:t>
       </w:r>
     </w:p>
     <w:tbl>

--- a/pr-preview/pr-203/chapters/summary.docx
+++ b/pr-preview/pr-203/chapters/summary.docx
@@ -15,7 +15,7 @@
         <w:pStyle w:val="Date"/>
       </w:pPr>
       <w:r>
-        <w:t xml:space="preserve">Last modified: 2026-10-16 04:17:08 (PDT)</w:t>
+        <w:t xml:space="preserve">Last modified: 2026-10-16 04:32:19 (PDT)</w:t>
       </w:r>
     </w:p>
     <w:tbl>

--- a/pr-preview/pr-203/chapters/summary.docx
+++ b/pr-preview/pr-203/chapters/summary.docx
@@ -15,7 +15,7 @@
         <w:pStyle w:val="Date"/>
       </w:pPr>
       <w:r>
-        <w:t xml:space="preserve">Last modified: 2026-10-16 04:32:19 (PDT)</w:t>
+        <w:t xml:space="preserve">Last modified: 2026-10-16 04:37:27 (PDT)</w:t>
       </w:r>
     </w:p>
     <w:tbl>
@@ -190,7 +190,7 @@
         <w:t xml:space="preserve">Follow its link for the reasons and the exceptions.</w:t>
       </w:r>
     </w:p>
-    <w:bookmarkStart w:id="24" w:name="terms-and-notation"/>
+    <w:bookmarkStart w:id="27" w:name="terms-and-notation"/>
     <w:p>
       <w:pPr>
         <w:pStyle w:val="Heading2"/>
@@ -201,7 +201,6 @@
     </w:p>
     <w:p>
       <w:pPr>
-        <w:pStyle w:val="Compact"/>
         <w:numPr>
           <w:ilvl w:val="0"/>
           <w:numId w:val="1001"/>
@@ -230,7 +229,6 @@
     </w:p>
     <w:p>
       <w:pPr>
-        <w:pStyle w:val="Compact"/>
         <w:numPr>
           <w:ilvl w:val="0"/>
           <w:numId w:val="1001"/>
@@ -253,7 +251,6 @@
     </w:p>
     <w:p>
       <w:pPr>
-        <w:pStyle w:val="Compact"/>
         <w:numPr>
           <w:ilvl w:val="0"/>
           <w:numId w:val="1001"/>
@@ -346,7 +343,6 @@
     </w:p>
     <w:p>
       <w:pPr>
-        <w:pStyle w:val="Compact"/>
         <w:numPr>
           <w:ilvl w:val="0"/>
           <w:numId w:val="1001"/>
@@ -369,7 +365,6 @@
     </w:p>
     <w:p>
       <w:pPr>
-        <w:pStyle w:val="Compact"/>
         <w:numPr>
           <w:ilvl w:val="0"/>
           <w:numId w:val="1001"/>
@@ -395,7 +390,6 @@
     </w:p>
     <w:p>
       <w:pPr>
-        <w:pStyle w:val="Compact"/>
         <w:numPr>
           <w:ilvl w:val="0"/>
           <w:numId w:val="1001"/>
@@ -435,7 +429,6 @@
     </w:p>
     <w:p>
       <w:pPr>
-        <w:pStyle w:val="Compact"/>
         <w:numPr>
           <w:ilvl w:val="0"/>
           <w:numId w:val="1001"/>
@@ -493,7 +486,6 @@
     </w:p>
     <w:p>
       <w:pPr>
-        <w:pStyle w:val="Compact"/>
         <w:numPr>
           <w:ilvl w:val="0"/>
           <w:numId w:val="1001"/>
@@ -513,7 +505,6 @@
     </w:p>
     <w:p>
       <w:pPr>
-        <w:pStyle w:val="Compact"/>
         <w:numPr>
           <w:ilvl w:val="0"/>
           <w:numId w:val="1001"/>
@@ -539,7 +530,6 @@
     </w:p>
     <w:p>
       <w:pPr>
-        <w:pStyle w:val="Compact"/>
         <w:numPr>
           <w:ilvl w:val="0"/>
           <w:numId w:val="1001"/>
@@ -559,7 +549,6 @@
     </w:p>
     <w:p>
       <w:pPr>
-        <w:pStyle w:val="Compact"/>
         <w:numPr>
           <w:ilvl w:val="0"/>
           <w:numId w:val="1001"/>
@@ -583,8 +572,83 @@
         <w:t xml:space="preserve">such as the limits of a sum.</w:t>
       </w:r>
     </w:p>
-    <w:bookmarkEnd w:id="24"/>
-    <w:bookmarkStart w:id="33" w:name="claims-and-evidence"/>
+    <w:p>
+      <w:pPr>
+        <w:numPr>
+          <w:ilvl w:val="0"/>
+          <w:numId w:val="1001"/>
+        </w:numPr>
+      </w:pPr>
+      <w:hyperlink r:id="rId24">
+        <w:r>
+          <w:rPr>
+            <w:rStyle w:val="Hyperlink"/>
+          </w:rPr>
+          <w:t xml:space="preserve">Put words between formulas, and start a sentence with a word</w:t>
+        </w:r>
+      </w:hyperlink>
+      <w:r>
+        <w:t xml:space="preserve">,</w:t>
+      </w:r>
+      <w:r>
+        <w:t xml:space="preserve"> </w:t>
+      </w:r>
+      <w:r>
+        <w:t xml:space="preserve">not a symbol.</w:t>
+      </w:r>
+    </w:p>
+    <w:p>
+      <w:pPr>
+        <w:numPr>
+          <w:ilvl w:val="0"/>
+          <w:numId w:val="1001"/>
+        </w:numPr>
+      </w:pPr>
+      <w:hyperlink r:id="rId25">
+        <w:r>
+          <w:rPr>
+            <w:rStyle w:val="Hyperlink"/>
+          </w:rPr>
+          <w:t xml:space="preserve">Introduce a theorem with a complete sentence</w:t>
+        </w:r>
+      </w:hyperlink>
+      <w:r>
+        <w:t xml:space="preserve">,</w:t>
+      </w:r>
+      <w:r>
+        <w:t xml:space="preserve"> </w:t>
+      </w:r>
+      <w:r>
+        <w:t xml:space="preserve">and state it so that it stands alone.</w:t>
+      </w:r>
+    </w:p>
+    <w:p>
+      <w:pPr>
+        <w:numPr>
+          <w:ilvl w:val="0"/>
+          <w:numId w:val="1001"/>
+        </w:numPr>
+      </w:pPr>
+      <w:hyperlink r:id="rId26">
+        <w:r>
+          <w:rPr>
+            <w:rStyle w:val="Hyperlink"/>
+          </w:rPr>
+          <w:t xml:space="preserve">Spell out a number used as an adjective</w:t>
+        </w:r>
+      </w:hyperlink>
+      <w:r>
+        <w:t xml:space="preserve">,</w:t>
+      </w:r>
+      <w:r>
+        <w:t xml:space="preserve"> </w:t>
+      </w:r>
+      <w:r>
+        <w:t xml:space="preserve">and write the numeral for a number used as a name.</w:t>
+      </w:r>
+    </w:p>
+    <w:bookmarkEnd w:id="27"/>
+    <w:bookmarkStart w:id="36" w:name="claims-and-evidence"/>
     <w:p>
       <w:pPr>
         <w:pStyle w:val="Heading2"/>
@@ -601,7 +665,7 @@
           <w:numId w:val="1002"/>
         </w:numPr>
       </w:pPr>
-      <w:hyperlink r:id="rId25">
+      <w:hyperlink r:id="rId28">
         <w:r>
           <w:rPr>
             <w:rStyle w:val="Hyperlink"/>
@@ -624,7 +688,7 @@
           <w:numId w:val="1002"/>
         </w:numPr>
       </w:pPr>
-      <w:hyperlink r:id="rId26">
+      <w:hyperlink r:id="rId29">
         <w:r>
           <w:rPr>
             <w:rStyle w:val="Hyperlink"/>
@@ -659,7 +723,7 @@
           <w:numId w:val="1002"/>
         </w:numPr>
       </w:pPr>
-      <w:hyperlink r:id="rId27">
+      <w:hyperlink r:id="rId30">
         <w:r>
           <w:rPr>
             <w:rStyle w:val="Hyperlink"/>
@@ -676,7 +740,7 @@
       <w:r>
         <w:t xml:space="preserve"> </w:t>
       </w:r>
-      <w:hyperlink r:id="rId28">
+      <w:hyperlink r:id="rId31">
         <w:r>
           <w:rPr>
             <w:rStyle w:val="Hyperlink"/>
@@ -696,7 +760,7 @@
           <w:numId w:val="1002"/>
         </w:numPr>
       </w:pPr>
-      <w:hyperlink r:id="rId29">
+      <w:hyperlink r:id="rId32">
         <w:r>
           <w:rPr>
             <w:rStyle w:val="Hyperlink"/>
@@ -722,7 +786,7 @@
           <w:numId w:val="1002"/>
         </w:numPr>
       </w:pPr>
-      <w:hyperlink r:id="rId30">
+      <w:hyperlink r:id="rId33">
         <w:r>
           <w:rPr>
             <w:rStyle w:val="Hyperlink"/>
@@ -745,7 +809,7 @@
           <w:numId w:val="1002"/>
         </w:numPr>
       </w:pPr>
-      <w:hyperlink r:id="rId31">
+      <w:hyperlink r:id="rId34">
         <w:r>
           <w:rPr>
             <w:rStyle w:val="Hyperlink"/>
@@ -768,7 +832,7 @@
           <w:numId w:val="1002"/>
         </w:numPr>
       </w:pPr>
-      <w:hyperlink r:id="rId32">
+      <w:hyperlink r:id="rId35">
         <w:r>
           <w:rPr>
             <w:rStyle w:val="Hyperlink"/>
@@ -786,8 +850,8 @@
         <w:t xml:space="preserve">name the topic, not its author, in headings and sentences.</w:t>
       </w:r>
     </w:p>
-    <w:bookmarkEnd w:id="33"/>
-    <w:bookmarkStart w:id="42" w:name="papers"/>
+    <w:bookmarkEnd w:id="36"/>
+    <w:bookmarkStart w:id="45" w:name="papers"/>
     <w:p>
       <w:pPr>
         <w:pStyle w:val="Heading2"/>
@@ -804,7 +868,7 @@
           <w:numId w:val="1003"/>
         </w:numPr>
       </w:pPr>
-      <w:hyperlink r:id="rId34">
+      <w:hyperlink r:id="rId37">
         <w:r>
           <w:rPr>
             <w:rStyle w:val="Hyperlink"/>
@@ -830,7 +894,7 @@
           <w:numId w:val="1003"/>
         </w:numPr>
       </w:pPr>
-      <w:hyperlink r:id="rId35">
+      <w:hyperlink r:id="rId38">
         <w:r>
           <w:rPr>
             <w:rStyle w:val="Hyperlink"/>
@@ -853,7 +917,7 @@
           <w:numId w:val="1003"/>
         </w:numPr>
       </w:pPr>
-      <w:hyperlink r:id="rId36">
+      <w:hyperlink r:id="rId39">
         <w:r>
           <w:rPr>
             <w:rStyle w:val="Hyperlink"/>
@@ -876,7 +940,7 @@
           <w:numId w:val="1003"/>
         </w:numPr>
       </w:pPr>
-      <w:hyperlink r:id="rId37">
+      <w:hyperlink r:id="rId40">
         <w:r>
           <w:rPr>
             <w:rStyle w:val="Hyperlink"/>
@@ -899,7 +963,7 @@
           <w:numId w:val="1003"/>
         </w:numPr>
       </w:pPr>
-      <w:hyperlink r:id="rId38">
+      <w:hyperlink r:id="rId41">
         <w:r>
           <w:rPr>
             <w:rStyle w:val="Hyperlink"/>
@@ -919,7 +983,7 @@
           <w:numId w:val="1003"/>
         </w:numPr>
       </w:pPr>
-      <w:hyperlink r:id="rId39">
+      <w:hyperlink r:id="rId42">
         <w:r>
           <w:rPr>
             <w:rStyle w:val="Hyperlink"/>
@@ -945,7 +1009,7 @@
       <w:r>
         <w:t xml:space="preserve"> </w:t>
       </w:r>
-      <w:hyperlink r:id="rId40">
+      <w:hyperlink r:id="rId43">
         <w:r>
           <w:rPr>
             <w:rStyle w:val="Hyperlink"/>
@@ -965,7 +1029,7 @@
       <w:r>
         <w:t xml:space="preserve"> </w:t>
       </w:r>
-      <w:hyperlink r:id="rId41">
+      <w:hyperlink r:id="rId44">
         <w:r>
           <w:rPr>
             <w:rStyle w:val="Hyperlink"/>
@@ -980,8 +1044,8 @@
         <w:t xml:space="preserve">before you submit.</w:t>
       </w:r>
     </w:p>
-    <w:bookmarkEnd w:id="42"/>
-    <w:bookmarkStart w:id="50" w:name="words"/>
+    <w:bookmarkEnd w:id="45"/>
+    <w:bookmarkStart w:id="53" w:name="words"/>
     <w:p>
       <w:pPr>
         <w:pStyle w:val="Heading2"/>
@@ -998,7 +1062,7 @@
           <w:numId w:val="1004"/>
         </w:numPr>
       </w:pPr>
-      <w:hyperlink r:id="rId43">
+      <w:hyperlink r:id="rId46">
         <w:r>
           <w:rPr>
             <w:rStyle w:val="Hyperlink"/>
@@ -1021,7 +1085,7 @@
           <w:numId w:val="1004"/>
         </w:numPr>
       </w:pPr>
-      <w:hyperlink r:id="rId44">
+      <w:hyperlink r:id="rId47">
         <w:r>
           <w:rPr>
             <w:rStyle w:val="Hyperlink"/>
@@ -1041,7 +1105,7 @@
           <w:numId w:val="1004"/>
         </w:numPr>
       </w:pPr>
-      <w:hyperlink r:id="rId45">
+      <w:hyperlink r:id="rId48">
         <w:r>
           <w:rPr>
             <w:rStyle w:val="Hyperlink"/>
@@ -1061,7 +1125,7 @@
           <w:numId w:val="1004"/>
         </w:numPr>
       </w:pPr>
-      <w:hyperlink r:id="rId46">
+      <w:hyperlink r:id="rId49">
         <w:r>
           <w:rPr>
             <w:rStyle w:val="Hyperlink"/>
@@ -1096,7 +1160,7 @@
           <w:numId w:val="1004"/>
         </w:numPr>
       </w:pPr>
-      <w:hyperlink r:id="rId47">
+      <w:hyperlink r:id="rId50">
         <w:r>
           <w:rPr>
             <w:rStyle w:val="Hyperlink"/>
@@ -1116,7 +1180,7 @@
           <w:numId w:val="1004"/>
         </w:numPr>
       </w:pPr>
-      <w:hyperlink r:id="rId48">
+      <w:hyperlink r:id="rId51">
         <w:r>
           <w:rPr>
             <w:rStyle w:val="Hyperlink"/>
@@ -1142,7 +1206,7 @@
           <w:numId w:val="1004"/>
         </w:numPr>
       </w:pPr>
-      <w:hyperlink r:id="rId49">
+      <w:hyperlink r:id="rId52">
         <w:r>
           <w:rPr>
             <w:rStyle w:val="Hyperlink"/>
@@ -1154,8 +1218,8 @@
         <w:t xml:space="preserve">.</w:t>
       </w:r>
     </w:p>
-    <w:bookmarkEnd w:id="50"/>
-    <w:bookmarkStart w:id="65" w:name="writing-for-every-reader"/>
+    <w:bookmarkEnd w:id="53"/>
+    <w:bookmarkStart w:id="68" w:name="writing-for-every-reader"/>
     <w:p>
       <w:pPr>
         <w:pStyle w:val="Heading2"/>
@@ -1172,7 +1236,7 @@
           <w:numId w:val="1005"/>
         </w:numPr>
       </w:pPr>
-      <w:hyperlink r:id="rId51">
+      <w:hyperlink r:id="rId54">
         <w:r>
           <w:rPr>
             <w:rStyle w:val="Hyperlink"/>
@@ -1192,7 +1256,7 @@
           <w:numId w:val="1005"/>
         </w:numPr>
       </w:pPr>
-      <w:hyperlink r:id="rId52">
+      <w:hyperlink r:id="rId55">
         <w:r>
           <w:rPr>
             <w:rStyle w:val="Hyperlink"/>
@@ -1212,7 +1276,7 @@
           <w:numId w:val="1005"/>
         </w:numPr>
       </w:pPr>
-      <w:hyperlink r:id="rId53">
+      <w:hyperlink r:id="rId56">
         <w:r>
           <w:rPr>
             <w:rStyle w:val="Hyperlink"/>
@@ -1259,7 +1323,7 @@
           <w:numId w:val="1005"/>
         </w:numPr>
       </w:pPr>
-      <w:hyperlink r:id="rId54">
+      <w:hyperlink r:id="rId57">
         <w:r>
           <w:rPr>
             <w:rStyle w:val="Hyperlink"/>
@@ -1279,7 +1343,7 @@
           <w:numId w:val="1005"/>
         </w:numPr>
       </w:pPr>
-      <w:hyperlink r:id="rId55">
+      <w:hyperlink r:id="rId58">
         <w:r>
           <w:rPr>
             <w:rStyle w:val="Hyperlink"/>
@@ -1299,7 +1363,7 @@
       <w:r>
         <w:t xml:space="preserve"> </w:t>
       </w:r>
-      <w:hyperlink r:id="rId56">
+      <w:hyperlink r:id="rId59">
         <w:r>
           <w:rPr>
             <w:rStyle w:val="Hyperlink"/>
@@ -1319,7 +1383,7 @@
           <w:numId w:val="1005"/>
         </w:numPr>
       </w:pPr>
-      <w:hyperlink r:id="rId57">
+      <w:hyperlink r:id="rId60">
         <w:r>
           <w:rPr>
             <w:rStyle w:val="Hyperlink"/>
@@ -1339,7 +1403,7 @@
           <w:numId w:val="1005"/>
         </w:numPr>
       </w:pPr>
-      <w:hyperlink r:id="rId58">
+      <w:hyperlink r:id="rId61">
         <w:r>
           <w:rPr>
             <w:rStyle w:val="Hyperlink"/>
@@ -1359,7 +1423,7 @@
           <w:numId w:val="1005"/>
         </w:numPr>
       </w:pPr>
-      <w:hyperlink r:id="rId59">
+      <w:hyperlink r:id="rId62">
         <w:r>
           <w:rPr>
             <w:rStyle w:val="Hyperlink"/>
@@ -1379,7 +1443,7 @@
           <w:numId w:val="1005"/>
         </w:numPr>
       </w:pPr>
-      <w:hyperlink r:id="rId60">
+      <w:hyperlink r:id="rId63">
         <w:r>
           <w:rPr>
             <w:rStyle w:val="Hyperlink"/>
@@ -1399,7 +1463,7 @@
           <w:numId w:val="1005"/>
         </w:numPr>
       </w:pPr>
-      <w:hyperlink r:id="rId61">
+      <w:hyperlink r:id="rId64">
         <w:r>
           <w:rPr>
             <w:rStyle w:val="Hyperlink"/>
@@ -1419,7 +1483,7 @@
           <w:numId w:val="1005"/>
         </w:numPr>
       </w:pPr>
-      <w:hyperlink r:id="rId62">
+      <w:hyperlink r:id="rId65">
         <w:r>
           <w:rPr>
             <w:rStyle w:val="Hyperlink"/>
@@ -1439,7 +1503,7 @@
           <w:numId w:val="1005"/>
         </w:numPr>
       </w:pPr>
-      <w:hyperlink r:id="rId63">
+      <w:hyperlink r:id="rId66">
         <w:r>
           <w:rPr>
             <w:rStyle w:val="Hyperlink"/>
@@ -1459,7 +1523,7 @@
           <w:numId w:val="1005"/>
         </w:numPr>
       </w:pPr>
-      <w:hyperlink r:id="rId64">
+      <w:hyperlink r:id="rId67">
         <w:r>
           <w:rPr>
             <w:rStyle w:val="Hyperlink"/>
@@ -1471,8 +1535,8 @@
         <w:t xml:space="preserve">.</w:t>
       </w:r>
     </w:p>
-    <w:bookmarkEnd w:id="65"/>
-    <w:bookmarkStart w:id="77" w:name="sentences"/>
+    <w:bookmarkEnd w:id="68"/>
+    <w:bookmarkStart w:id="80" w:name="sentences"/>
     <w:p>
       <w:pPr>
         <w:pStyle w:val="Heading2"/>
@@ -1489,7 +1553,7 @@
           <w:numId w:val="1006"/>
         </w:numPr>
       </w:pPr>
-      <w:hyperlink r:id="rId66">
+      <w:hyperlink r:id="rId69">
         <w:r>
           <w:rPr>
             <w:rStyle w:val="Hyperlink"/>
@@ -1533,7 +1597,7 @@
           <w:numId w:val="1006"/>
         </w:numPr>
       </w:pPr>
-      <w:hyperlink r:id="rId67">
+      <w:hyperlink r:id="rId70">
         <w:r>
           <w:rPr>
             <w:rStyle w:val="Hyperlink"/>
@@ -1601,7 +1665,7 @@
           <w:numId w:val="1006"/>
         </w:numPr>
       </w:pPr>
-      <w:hyperlink r:id="rId68">
+      <w:hyperlink r:id="rId71">
         <w:r>
           <w:rPr>
             <w:rStyle w:val="Hyperlink"/>
@@ -1669,7 +1733,7 @@
           <w:numId w:val="1006"/>
         </w:numPr>
       </w:pPr>
-      <w:hyperlink r:id="rId69">
+      <w:hyperlink r:id="rId72">
         <w:r>
           <w:rPr>
             <w:rStyle w:val="Hyperlink"/>
@@ -1689,7 +1753,7 @@
           <w:numId w:val="1006"/>
         </w:numPr>
       </w:pPr>
-      <w:hyperlink r:id="rId70">
+      <w:hyperlink r:id="rId73">
         <w:r>
           <w:rPr>
             <w:rStyle w:val="Hyperlink"/>
@@ -1709,7 +1773,7 @@
           <w:numId w:val="1006"/>
         </w:numPr>
       </w:pPr>
-      <w:hyperlink r:id="rId71">
+      <w:hyperlink r:id="rId74">
         <w:r>
           <w:rPr>
             <w:rStyle w:val="Hyperlink"/>
@@ -1729,7 +1793,7 @@
           <w:numId w:val="1006"/>
         </w:numPr>
       </w:pPr>
-      <w:hyperlink r:id="rId72">
+      <w:hyperlink r:id="rId75">
         <w:r>
           <w:rPr>
             <w:rStyle w:val="Hyperlink"/>
@@ -1755,7 +1819,7 @@
           <w:numId w:val="1006"/>
         </w:numPr>
       </w:pPr>
-      <w:hyperlink r:id="rId73">
+      <w:hyperlink r:id="rId76">
         <w:r>
           <w:rPr>
             <w:rStyle w:val="Hyperlink"/>
@@ -1775,7 +1839,7 @@
           <w:numId w:val="1006"/>
         </w:numPr>
       </w:pPr>
-      <w:hyperlink r:id="rId74">
+      <w:hyperlink r:id="rId77">
         <w:r>
           <w:rPr>
             <w:rStyle w:val="Hyperlink"/>
@@ -1795,7 +1859,7 @@
           <w:numId w:val="1006"/>
         </w:numPr>
       </w:pPr>
-      <w:hyperlink r:id="rId75">
+      <w:hyperlink r:id="rId78">
         <w:r>
           <w:rPr>
             <w:rStyle w:val="Hyperlink"/>
@@ -1815,7 +1879,7 @@
           <w:numId w:val="1006"/>
         </w:numPr>
       </w:pPr>
-      <w:hyperlink r:id="rId76">
+      <w:hyperlink r:id="rId79">
         <w:r>
           <w:rPr>
             <w:rStyle w:val="Hyperlink"/>
@@ -1827,8 +1891,8 @@
         <w:t xml:space="preserve">.</w:t>
       </w:r>
     </w:p>
-    <w:bookmarkEnd w:id="77"/>
-    <w:bookmarkStart w:id="92" w:name="teaching-materials"/>
+    <w:bookmarkEnd w:id="80"/>
+    <w:bookmarkStart w:id="95" w:name="teaching-materials"/>
     <w:p>
       <w:pPr>
         <w:pStyle w:val="Heading2"/>
@@ -1845,7 +1909,7 @@
           <w:numId w:val="1007"/>
         </w:numPr>
       </w:pPr>
-      <w:hyperlink r:id="rId78">
+      <w:hyperlink r:id="rId81">
         <w:r>
           <w:rPr>
             <w:rStyle w:val="Hyperlink"/>
@@ -1865,7 +1929,7 @@
           <w:numId w:val="1007"/>
         </w:numPr>
       </w:pPr>
-      <w:hyperlink r:id="rId79">
+      <w:hyperlink r:id="rId82">
         <w:r>
           <w:rPr>
             <w:rStyle w:val="Hyperlink"/>
@@ -1885,7 +1949,7 @@
           <w:numId w:val="1007"/>
         </w:numPr>
       </w:pPr>
-      <w:hyperlink r:id="rId80">
+      <w:hyperlink r:id="rId83">
         <w:r>
           <w:rPr>
             <w:rStyle w:val="Hyperlink"/>
@@ -1908,7 +1972,7 @@
           <w:numId w:val="1007"/>
         </w:numPr>
       </w:pPr>
-      <w:hyperlink r:id="rId81">
+      <w:hyperlink r:id="rId84">
         <w:r>
           <w:rPr>
             <w:rStyle w:val="Hyperlink"/>
@@ -1928,7 +1992,7 @@
           <w:numId w:val="1007"/>
         </w:numPr>
       </w:pPr>
-      <w:hyperlink r:id="rId82">
+      <w:hyperlink r:id="rId85">
         <w:r>
           <w:rPr>
             <w:rStyle w:val="Hyperlink"/>
@@ -1948,7 +2012,7 @@
           <w:numId w:val="1007"/>
         </w:numPr>
       </w:pPr>
-      <w:hyperlink r:id="rId83">
+      <w:hyperlink r:id="rId86">
         <w:r>
           <w:rPr>
             <w:rStyle w:val="Hyperlink"/>
@@ -1968,7 +2032,7 @@
           <w:numId w:val="1007"/>
         </w:numPr>
       </w:pPr>
-      <w:hyperlink r:id="rId84">
+      <w:hyperlink r:id="rId87">
         <w:r>
           <w:rPr>
             <w:rStyle w:val="Hyperlink"/>
@@ -1988,7 +2052,7 @@
           <w:numId w:val="1007"/>
         </w:numPr>
       </w:pPr>
-      <w:hyperlink r:id="rId85">
+      <w:hyperlink r:id="rId88">
         <w:r>
           <w:rPr>
             <w:rStyle w:val="Hyperlink"/>
@@ -2008,7 +2072,7 @@
           <w:numId w:val="1007"/>
         </w:numPr>
       </w:pPr>
-      <w:hyperlink r:id="rId86">
+      <w:hyperlink r:id="rId89">
         <w:r>
           <w:rPr>
             <w:rStyle w:val="Hyperlink"/>
@@ -2028,7 +2092,7 @@
           <w:numId w:val="1007"/>
         </w:numPr>
       </w:pPr>
-      <w:hyperlink r:id="rId87">
+      <w:hyperlink r:id="rId90">
         <w:r>
           <w:rPr>
             <w:rStyle w:val="Hyperlink"/>
@@ -2051,7 +2115,7 @@
           <w:numId w:val="1007"/>
         </w:numPr>
       </w:pPr>
-      <w:hyperlink r:id="rId88">
+      <w:hyperlink r:id="rId91">
         <w:r>
           <w:rPr>
             <w:rStyle w:val="Hyperlink"/>
@@ -2071,7 +2135,7 @@
           <w:numId w:val="1007"/>
         </w:numPr>
       </w:pPr>
-      <w:hyperlink r:id="rId89">
+      <w:hyperlink r:id="rId92">
         <w:r>
           <w:rPr>
             <w:rStyle w:val="Hyperlink"/>
@@ -2091,7 +2155,7 @@
           <w:numId w:val="1007"/>
         </w:numPr>
       </w:pPr>
-      <w:hyperlink r:id="rId90">
+      <w:hyperlink r:id="rId93">
         <w:r>
           <w:rPr>
             <w:rStyle w:val="Hyperlink"/>
@@ -2126,7 +2190,7 @@
           <w:numId w:val="1007"/>
         </w:numPr>
       </w:pPr>
-      <w:hyperlink r:id="rId91">
+      <w:hyperlink r:id="rId94">
         <w:r>
           <w:rPr>
             <w:rStyle w:val="Hyperlink"/>
@@ -2144,8 +2208,8 @@
         <w:t xml:space="preserve">but keep what those repositories credit.</w:t>
       </w:r>
     </w:p>
-    <w:bookmarkEnd w:id="92"/>
-    <w:bookmarkStart w:id="96" w:name="software-text"/>
+    <w:bookmarkEnd w:id="95"/>
+    <w:bookmarkStart w:id="99" w:name="software-text"/>
     <w:p>
       <w:pPr>
         <w:pStyle w:val="Heading2"/>
@@ -2162,7 +2226,7 @@
           <w:numId w:val="1008"/>
         </w:numPr>
       </w:pPr>
-      <w:hyperlink r:id="rId93">
+      <w:hyperlink r:id="rId96">
         <w:r>
           <w:rPr>
             <w:rStyle w:val="Hyperlink"/>
@@ -2185,7 +2249,7 @@
           <w:numId w:val="1008"/>
         </w:numPr>
       </w:pPr>
-      <w:hyperlink r:id="rId94">
+      <w:hyperlink r:id="rId97">
         <w:r>
           <w:rPr>
             <w:rStyle w:val="Hyperlink"/>
@@ -2205,7 +2269,7 @@
           <w:numId w:val="1008"/>
         </w:numPr>
       </w:pPr>
-      <w:hyperlink r:id="rId95">
+      <w:hyperlink r:id="rId98">
         <w:r>
           <w:rPr>
             <w:rStyle w:val="Hyperlink"/>
@@ -2217,8 +2281,8 @@
         <w:t xml:space="preserve">.</w:t>
       </w:r>
     </w:p>
-    <w:bookmarkEnd w:id="96"/>
-    <w:bookmarkStart w:id="100" w:name="thinking"/>
+    <w:bookmarkEnd w:id="99"/>
+    <w:bookmarkStart w:id="103" w:name="thinking"/>
     <w:p>
       <w:pPr>
         <w:pStyle w:val="Heading2"/>
@@ -2235,7 +2299,7 @@
           <w:numId w:val="1009"/>
         </w:numPr>
       </w:pPr>
-      <w:hyperlink r:id="rId97">
+      <w:hyperlink r:id="rId100">
         <w:r>
           <w:rPr>
             <w:rStyle w:val="Hyperlink"/>
@@ -2255,7 +2319,7 @@
           <w:numId w:val="1009"/>
         </w:numPr>
       </w:pPr>
-      <w:hyperlink r:id="rId98">
+      <w:hyperlink r:id="rId101">
         <w:r>
           <w:rPr>
             <w:rStyle w:val="Hyperlink"/>
@@ -2275,7 +2339,7 @@
           <w:numId w:val="1009"/>
         </w:numPr>
       </w:pPr>
-      <w:hyperlink r:id="rId99">
+      <w:hyperlink r:id="rId102">
         <w:r>
           <w:rPr>
             <w:rStyle w:val="Hyperlink"/>
@@ -2287,7 +2351,7 @@
         <w:t xml:space="preserve">.</w:t>
       </w:r>
     </w:p>
-    <w:bookmarkEnd w:id="100"/>
+    <w:bookmarkEnd w:id="103"/>
     <w:sectPr>
       <w:footnotePr>
         <w:numRestart w:val="eachSect"/>

--- a/pr-preview/pr-203/chapters/summary.docx
+++ b/pr-preview/pr-203/chapters/summary.docx
@@ -15,7 +15,7 @@
         <w:pStyle w:val="Date"/>
       </w:pPr>
       <w:r>
-        <w:t xml:space="preserve">Last modified: 2026-10-16 04:37:27 (PDT)</w:t>
+        <w:t xml:space="preserve">Last modified: 2026-10-16 04:52:38 (PDT)</w:t>
       </w:r>
     </w:p>
     <w:tbl>
@@ -190,7 +190,7 @@
         <w:t xml:space="preserve">Follow its link for the reasons and the exceptions.</w:t>
       </w:r>
     </w:p>
-    <w:bookmarkStart w:id="27" w:name="terms-and-notation"/>
+    <w:bookmarkStart w:id="28" w:name="terms-and-notation"/>
     <w:p>
       <w:pPr>
         <w:pStyle w:val="Heading2"/>
@@ -515,6 +515,71 @@
           <w:rPr>
             <w:rStyle w:val="Hyperlink"/>
           </w:rPr>
+          <w:t xml:space="preserve">Distinguish a random variable from its value</w:t>
+        </w:r>
+      </w:hyperlink>
+      <w:r>
+        <w:t xml:space="preserve">:</w:t>
+      </w:r>
+      <w:r>
+        <w:t xml:space="preserve"> </w:t>
+      </w:r>
+      <m:oMath>
+        <m:sSub>
+          <m:e>
+            <m:r>
+              <m:t>Y</m:t>
+            </m:r>
+          </m:e>
+          <m:sub>
+            <m:r>
+              <m:t>i</m:t>
+            </m:r>
+          </m:sub>
+        </m:sSub>
+      </m:oMath>
+      <w:r>
+        <w:t xml:space="preserve"> </w:t>
+      </w:r>
+      <w:r>
+        <w:t xml:space="preserve">before the data,</w:t>
+      </w:r>
+      <w:r>
+        <w:t xml:space="preserve"> </w:t>
+      </w:r>
+      <m:oMath>
+        <m:sSub>
+          <m:e>
+            <m:r>
+              <m:t>y</m:t>
+            </m:r>
+          </m:e>
+          <m:sub>
+            <m:r>
+              <m:t>i</m:t>
+            </m:r>
+          </m:sub>
+        </m:sSub>
+      </m:oMath>
+      <w:r>
+        <w:t xml:space="preserve"> </w:t>
+      </w:r>
+      <w:r>
+        <w:t xml:space="preserve">after.</w:t>
+      </w:r>
+    </w:p>
+    <w:p>
+      <w:pPr>
+        <w:numPr>
+          <w:ilvl w:val="0"/>
+          <w:numId w:val="1001"/>
+        </w:numPr>
+      </w:pPr>
+      <w:hyperlink r:id="rId22">
+        <w:r>
+          <w:rPr>
+            <w:rStyle w:val="Hyperlink"/>
+          </w:rPr>
           <w:t xml:space="preserve">Use the notation that matches a quantity’s name</w:t>
         </w:r>
       </w:hyperlink>
@@ -535,7 +600,7 @@
           <w:numId w:val="1001"/>
         </w:numPr>
       </w:pPr>
-      <w:hyperlink r:id="rId22">
+      <w:hyperlink r:id="rId23">
         <w:r>
           <w:rPr>
             <w:rStyle w:val="Hyperlink"/>
@@ -554,7 +619,7 @@
           <w:numId w:val="1001"/>
         </w:numPr>
       </w:pPr>
-      <w:hyperlink r:id="rId23">
+      <w:hyperlink r:id="rId24">
         <w:r>
           <w:rPr>
             <w:rStyle w:val="Hyperlink"/>
@@ -579,7 +644,7 @@
           <w:numId w:val="1001"/>
         </w:numPr>
       </w:pPr>
-      <w:hyperlink r:id="rId24">
+      <w:hyperlink r:id="rId25">
         <w:r>
           <w:rPr>
             <w:rStyle w:val="Hyperlink"/>
@@ -604,7 +669,7 @@
           <w:numId w:val="1001"/>
         </w:numPr>
       </w:pPr>
-      <w:hyperlink r:id="rId25">
+      <w:hyperlink r:id="rId26">
         <w:r>
           <w:rPr>
             <w:rStyle w:val="Hyperlink"/>
@@ -629,7 +694,7 @@
           <w:numId w:val="1001"/>
         </w:numPr>
       </w:pPr>
-      <w:hyperlink r:id="rId26">
+      <w:hyperlink r:id="rId27">
         <w:r>
           <w:rPr>
             <w:rStyle w:val="Hyperlink"/>
@@ -647,8 +712,8 @@
         <w:t xml:space="preserve">and write the numeral for a number used as a name.</w:t>
       </w:r>
     </w:p>
-    <w:bookmarkEnd w:id="27"/>
-    <w:bookmarkStart w:id="36" w:name="claims-and-evidence"/>
+    <w:bookmarkEnd w:id="28"/>
+    <w:bookmarkStart w:id="37" w:name="claims-and-evidence"/>
     <w:p>
       <w:pPr>
         <w:pStyle w:val="Heading2"/>
@@ -665,7 +730,7 @@
           <w:numId w:val="1002"/>
         </w:numPr>
       </w:pPr>
-      <w:hyperlink r:id="rId28">
+      <w:hyperlink r:id="rId29">
         <w:r>
           <w:rPr>
             <w:rStyle w:val="Hyperlink"/>
@@ -688,7 +753,7 @@
           <w:numId w:val="1002"/>
         </w:numPr>
       </w:pPr>
-      <w:hyperlink r:id="rId29">
+      <w:hyperlink r:id="rId30">
         <w:r>
           <w:rPr>
             <w:rStyle w:val="Hyperlink"/>
@@ -723,7 +788,7 @@
           <w:numId w:val="1002"/>
         </w:numPr>
       </w:pPr>
-      <w:hyperlink r:id="rId30">
+      <w:hyperlink r:id="rId31">
         <w:r>
           <w:rPr>
             <w:rStyle w:val="Hyperlink"/>
@@ -740,7 +805,7 @@
       <w:r>
         <w:t xml:space="preserve"> </w:t>
       </w:r>
-      <w:hyperlink r:id="rId31">
+      <w:hyperlink r:id="rId32">
         <w:r>
           <w:rPr>
             <w:rStyle w:val="Hyperlink"/>
@@ -760,7 +825,7 @@
           <w:numId w:val="1002"/>
         </w:numPr>
       </w:pPr>
-      <w:hyperlink r:id="rId32">
+      <w:hyperlink r:id="rId33">
         <w:r>
           <w:rPr>
             <w:rStyle w:val="Hyperlink"/>
@@ -786,7 +851,7 @@
           <w:numId w:val="1002"/>
         </w:numPr>
       </w:pPr>
-      <w:hyperlink r:id="rId33">
+      <w:hyperlink r:id="rId34">
         <w:r>
           <w:rPr>
             <w:rStyle w:val="Hyperlink"/>
@@ -809,7 +874,7 @@
           <w:numId w:val="1002"/>
         </w:numPr>
       </w:pPr>
-      <w:hyperlink r:id="rId34">
+      <w:hyperlink r:id="rId35">
         <w:r>
           <w:rPr>
             <w:rStyle w:val="Hyperlink"/>
@@ -832,7 +897,7 @@
           <w:numId w:val="1002"/>
         </w:numPr>
       </w:pPr>
-      <w:hyperlink r:id="rId35">
+      <w:hyperlink r:id="rId36">
         <w:r>
           <w:rPr>
             <w:rStyle w:val="Hyperlink"/>
@@ -850,8 +915,8 @@
         <w:t xml:space="preserve">name the topic, not its author, in headings and sentences.</w:t>
       </w:r>
     </w:p>
-    <w:bookmarkEnd w:id="36"/>
-    <w:bookmarkStart w:id="45" w:name="papers"/>
+    <w:bookmarkEnd w:id="37"/>
+    <w:bookmarkStart w:id="46" w:name="papers"/>
     <w:p>
       <w:pPr>
         <w:pStyle w:val="Heading2"/>
@@ -868,7 +933,7 @@
           <w:numId w:val="1003"/>
         </w:numPr>
       </w:pPr>
-      <w:hyperlink r:id="rId37">
+      <w:hyperlink r:id="rId38">
         <w:r>
           <w:rPr>
             <w:rStyle w:val="Hyperlink"/>
@@ -894,7 +959,7 @@
           <w:numId w:val="1003"/>
         </w:numPr>
       </w:pPr>
-      <w:hyperlink r:id="rId38">
+      <w:hyperlink r:id="rId39">
         <w:r>
           <w:rPr>
             <w:rStyle w:val="Hyperlink"/>
@@ -917,7 +982,7 @@
           <w:numId w:val="1003"/>
         </w:numPr>
       </w:pPr>
-      <w:hyperlink r:id="rId39">
+      <w:hyperlink r:id="rId40">
         <w:r>
           <w:rPr>
             <w:rStyle w:val="Hyperlink"/>
@@ -940,7 +1005,7 @@
           <w:numId w:val="1003"/>
         </w:numPr>
       </w:pPr>
-      <w:hyperlink r:id="rId40">
+      <w:hyperlink r:id="rId41">
         <w:r>
           <w:rPr>
             <w:rStyle w:val="Hyperlink"/>
@@ -963,7 +1028,7 @@
           <w:numId w:val="1003"/>
         </w:numPr>
       </w:pPr>
-      <w:hyperlink r:id="rId41">
+      <w:hyperlink r:id="rId42">
         <w:r>
           <w:rPr>
             <w:rStyle w:val="Hyperlink"/>
@@ -983,7 +1048,7 @@
           <w:numId w:val="1003"/>
         </w:numPr>
       </w:pPr>
-      <w:hyperlink r:id="rId42">
+      <w:hyperlink r:id="rId43">
         <w:r>
           <w:rPr>
             <w:rStyle w:val="Hyperlink"/>
@@ -1009,7 +1074,7 @@
       <w:r>
         <w:t xml:space="preserve"> </w:t>
       </w:r>
-      <w:hyperlink r:id="rId43">
+      <w:hyperlink r:id="rId44">
         <w:r>
           <w:rPr>
             <w:rStyle w:val="Hyperlink"/>
@@ -1029,7 +1094,7 @@
       <w:r>
         <w:t xml:space="preserve"> </w:t>
       </w:r>
-      <w:hyperlink r:id="rId44">
+      <w:hyperlink r:id="rId45">
         <w:r>
           <w:rPr>
             <w:rStyle w:val="Hyperlink"/>
@@ -1044,8 +1109,8 @@
         <w:t xml:space="preserve">before you submit.</w:t>
       </w:r>
     </w:p>
-    <w:bookmarkEnd w:id="45"/>
-    <w:bookmarkStart w:id="53" w:name="words"/>
+    <w:bookmarkEnd w:id="46"/>
+    <w:bookmarkStart w:id="54" w:name="words"/>
     <w:p>
       <w:pPr>
         <w:pStyle w:val="Heading2"/>
@@ -1062,7 +1127,7 @@
           <w:numId w:val="1004"/>
         </w:numPr>
       </w:pPr>
-      <w:hyperlink r:id="rId46">
+      <w:hyperlink r:id="rId47">
         <w:r>
           <w:rPr>
             <w:rStyle w:val="Hyperlink"/>
@@ -1085,7 +1150,7 @@
           <w:numId w:val="1004"/>
         </w:numPr>
       </w:pPr>
-      <w:hyperlink r:id="rId47">
+      <w:hyperlink r:id="rId48">
         <w:r>
           <w:rPr>
             <w:rStyle w:val="Hyperlink"/>
@@ -1105,7 +1170,7 @@
           <w:numId w:val="1004"/>
         </w:numPr>
       </w:pPr>
-      <w:hyperlink r:id="rId48">
+      <w:hyperlink r:id="rId49">
         <w:r>
           <w:rPr>
             <w:rStyle w:val="Hyperlink"/>
@@ -1125,7 +1190,7 @@
           <w:numId w:val="1004"/>
         </w:numPr>
       </w:pPr>
-      <w:hyperlink r:id="rId49">
+      <w:hyperlink r:id="rId50">
         <w:r>
           <w:rPr>
             <w:rStyle w:val="Hyperlink"/>
@@ -1160,7 +1225,7 @@
           <w:numId w:val="1004"/>
         </w:numPr>
       </w:pPr>
-      <w:hyperlink r:id="rId50">
+      <w:hyperlink r:id="rId51">
         <w:r>
           <w:rPr>
             <w:rStyle w:val="Hyperlink"/>
@@ -1180,7 +1245,7 @@
           <w:numId w:val="1004"/>
         </w:numPr>
       </w:pPr>
-      <w:hyperlink r:id="rId51">
+      <w:hyperlink r:id="rId52">
         <w:r>
           <w:rPr>
             <w:rStyle w:val="Hyperlink"/>
@@ -1206,7 +1271,7 @@
           <w:numId w:val="1004"/>
         </w:numPr>
       </w:pPr>
-      <w:hyperlink r:id="rId52">
+      <w:hyperlink r:id="rId53">
         <w:r>
           <w:rPr>
             <w:rStyle w:val="Hyperlink"/>
@@ -1218,8 +1283,8 @@
         <w:t xml:space="preserve">.</w:t>
       </w:r>
     </w:p>
-    <w:bookmarkEnd w:id="53"/>
-    <w:bookmarkStart w:id="68" w:name="writing-for-every-reader"/>
+    <w:bookmarkEnd w:id="54"/>
+    <w:bookmarkStart w:id="69" w:name="writing-for-every-reader"/>
     <w:p>
       <w:pPr>
         <w:pStyle w:val="Heading2"/>
@@ -1236,7 +1301,7 @@
           <w:numId w:val="1005"/>
         </w:numPr>
       </w:pPr>
-      <w:hyperlink r:id="rId54">
+      <w:hyperlink r:id="rId55">
         <w:r>
           <w:rPr>
             <w:rStyle w:val="Hyperlink"/>
@@ -1256,7 +1321,7 @@
           <w:numId w:val="1005"/>
         </w:numPr>
       </w:pPr>
-      <w:hyperlink r:id="rId55">
+      <w:hyperlink r:id="rId56">
         <w:r>
           <w:rPr>
             <w:rStyle w:val="Hyperlink"/>
@@ -1276,7 +1341,7 @@
           <w:numId w:val="1005"/>
         </w:numPr>
       </w:pPr>
-      <w:hyperlink r:id="rId56">
+      <w:hyperlink r:id="rId57">
         <w:r>
           <w:rPr>
             <w:rStyle w:val="Hyperlink"/>
@@ -1323,7 +1388,7 @@
           <w:numId w:val="1005"/>
         </w:numPr>
       </w:pPr>
-      <w:hyperlink r:id="rId57">
+      <w:hyperlink r:id="rId58">
         <w:r>
           <w:rPr>
             <w:rStyle w:val="Hyperlink"/>
@@ -1343,7 +1408,7 @@
           <w:numId w:val="1005"/>
         </w:numPr>
       </w:pPr>
-      <w:hyperlink r:id="rId58">
+      <w:hyperlink r:id="rId59">
         <w:r>
           <w:rPr>
             <w:rStyle w:val="Hyperlink"/>
@@ -1363,7 +1428,7 @@
       <w:r>
         <w:t xml:space="preserve"> </w:t>
       </w:r>
-      <w:hyperlink r:id="rId59">
+      <w:hyperlink r:id="rId60">
         <w:r>
           <w:rPr>
             <w:rStyle w:val="Hyperlink"/>
@@ -1383,7 +1448,7 @@
           <w:numId w:val="1005"/>
         </w:numPr>
       </w:pPr>
-      <w:hyperlink r:id="rId60">
+      <w:hyperlink r:id="rId61">
         <w:r>
           <w:rPr>
             <w:rStyle w:val="Hyperlink"/>
@@ -1403,7 +1468,7 @@
           <w:numId w:val="1005"/>
         </w:numPr>
       </w:pPr>
-      <w:hyperlink r:id="rId61">
+      <w:hyperlink r:id="rId62">
         <w:r>
           <w:rPr>
             <w:rStyle w:val="Hyperlink"/>
@@ -1423,7 +1488,7 @@
           <w:numId w:val="1005"/>
         </w:numPr>
       </w:pPr>
-      <w:hyperlink r:id="rId62">
+      <w:hyperlink r:id="rId63">
         <w:r>
           <w:rPr>
             <w:rStyle w:val="Hyperlink"/>
@@ -1443,7 +1508,7 @@
           <w:numId w:val="1005"/>
         </w:numPr>
       </w:pPr>
-      <w:hyperlink r:id="rId63">
+      <w:hyperlink r:id="rId64">
         <w:r>
           <w:rPr>
             <w:rStyle w:val="Hyperlink"/>
@@ -1463,7 +1528,7 @@
           <w:numId w:val="1005"/>
         </w:numPr>
       </w:pPr>
-      <w:hyperlink r:id="rId64">
+      <w:hyperlink r:id="rId65">
         <w:r>
           <w:rPr>
             <w:rStyle w:val="Hyperlink"/>
@@ -1483,7 +1548,7 @@
           <w:numId w:val="1005"/>
         </w:numPr>
       </w:pPr>
-      <w:hyperlink r:id="rId65">
+      <w:hyperlink r:id="rId66">
         <w:r>
           <w:rPr>
             <w:rStyle w:val="Hyperlink"/>
@@ -1503,7 +1568,7 @@
           <w:numId w:val="1005"/>
         </w:numPr>
       </w:pPr>
-      <w:hyperlink r:id="rId66">
+      <w:hyperlink r:id="rId67">
         <w:r>
           <w:rPr>
             <w:rStyle w:val="Hyperlink"/>
@@ -1523,7 +1588,7 @@
           <w:numId w:val="1005"/>
         </w:numPr>
       </w:pPr>
-      <w:hyperlink r:id="rId67">
+      <w:hyperlink r:id="rId68">
         <w:r>
           <w:rPr>
             <w:rStyle w:val="Hyperlink"/>
@@ -1535,8 +1600,8 @@
         <w:t xml:space="preserve">.</w:t>
       </w:r>
     </w:p>
-    <w:bookmarkEnd w:id="68"/>
-    <w:bookmarkStart w:id="80" w:name="sentences"/>
+    <w:bookmarkEnd w:id="69"/>
+    <w:bookmarkStart w:id="81" w:name="sentences"/>
     <w:p>
       <w:pPr>
         <w:pStyle w:val="Heading2"/>
@@ -1553,7 +1618,7 @@
           <w:numId w:val="1006"/>
         </w:numPr>
       </w:pPr>
-      <w:hyperlink r:id="rId69">
+      <w:hyperlink r:id="rId70">
         <w:r>
           <w:rPr>
             <w:rStyle w:val="Hyperlink"/>
@@ -1597,7 +1662,7 @@
           <w:numId w:val="1006"/>
         </w:numPr>
       </w:pPr>
-      <w:hyperlink r:id="rId70">
+      <w:hyperlink r:id="rId71">
         <w:r>
           <w:rPr>
             <w:rStyle w:val="Hyperlink"/>
@@ -1665,7 +1730,7 @@
           <w:numId w:val="1006"/>
         </w:numPr>
       </w:pPr>
-      <w:hyperlink r:id="rId71">
+      <w:hyperlink r:id="rId72">
         <w:r>
           <w:rPr>
             <w:rStyle w:val="Hyperlink"/>
@@ -1733,7 +1798,7 @@
           <w:numId w:val="1006"/>
         </w:numPr>
       </w:pPr>
-      <w:hyperlink r:id="rId72">
+      <w:hyperlink r:id="rId73">
         <w:r>
           <w:rPr>
             <w:rStyle w:val="Hyperlink"/>
@@ -1753,7 +1818,7 @@
           <w:numId w:val="1006"/>
         </w:numPr>
       </w:pPr>
-      <w:hyperlink r:id="rId73">
+      <w:hyperlink r:id="rId74">
         <w:r>
           <w:rPr>
             <w:rStyle w:val="Hyperlink"/>
@@ -1773,7 +1838,7 @@
           <w:numId w:val="1006"/>
         </w:numPr>
       </w:pPr>
-      <w:hyperlink r:id="rId74">
+      <w:hyperlink r:id="rId75">
         <w:r>
           <w:rPr>
             <w:rStyle w:val="Hyperlink"/>
@@ -1793,7 +1858,7 @@
           <w:numId w:val="1006"/>
         </w:numPr>
       </w:pPr>
-      <w:hyperlink r:id="rId75">
+      <w:hyperlink r:id="rId76">
         <w:r>
           <w:rPr>
             <w:rStyle w:val="Hyperlink"/>
@@ -1819,7 +1884,7 @@
           <w:numId w:val="1006"/>
         </w:numPr>
       </w:pPr>
-      <w:hyperlink r:id="rId76">
+      <w:hyperlink r:id="rId77">
         <w:r>
           <w:rPr>
             <w:rStyle w:val="Hyperlink"/>
@@ -1839,7 +1904,7 @@
           <w:numId w:val="1006"/>
         </w:numPr>
       </w:pPr>
-      <w:hyperlink r:id="rId77">
+      <w:hyperlink r:id="rId78">
         <w:r>
           <w:rPr>
             <w:rStyle w:val="Hyperlink"/>
@@ -1859,7 +1924,7 @@
           <w:numId w:val="1006"/>
         </w:numPr>
       </w:pPr>
-      <w:hyperlink r:id="rId78">
+      <w:hyperlink r:id="rId79">
         <w:r>
           <w:rPr>
             <w:rStyle w:val="Hyperlink"/>
@@ -1879,7 +1944,7 @@
           <w:numId w:val="1006"/>
         </w:numPr>
       </w:pPr>
-      <w:hyperlink r:id="rId79">
+      <w:hyperlink r:id="rId80">
         <w:r>
           <w:rPr>
             <w:rStyle w:val="Hyperlink"/>
@@ -1891,8 +1956,8 @@
         <w:t xml:space="preserve">.</w:t>
       </w:r>
     </w:p>
-    <w:bookmarkEnd w:id="80"/>
-    <w:bookmarkStart w:id="95" w:name="teaching-materials"/>
+    <w:bookmarkEnd w:id="81"/>
+    <w:bookmarkStart w:id="96" w:name="teaching-materials"/>
     <w:p>
       <w:pPr>
         <w:pStyle w:val="Heading2"/>
@@ -1909,7 +1974,7 @@
           <w:numId w:val="1007"/>
         </w:numPr>
       </w:pPr>
-      <w:hyperlink r:id="rId81">
+      <w:hyperlink r:id="rId82">
         <w:r>
           <w:rPr>
             <w:rStyle w:val="Hyperlink"/>
@@ -1929,7 +1994,7 @@
           <w:numId w:val="1007"/>
         </w:numPr>
       </w:pPr>
-      <w:hyperlink r:id="rId82">
+      <w:hyperlink r:id="rId83">
         <w:r>
           <w:rPr>
             <w:rStyle w:val="Hyperlink"/>
@@ -1949,7 +2014,7 @@
           <w:numId w:val="1007"/>
         </w:numPr>
       </w:pPr>
-      <w:hyperlink r:id="rId83">
+      <w:hyperlink r:id="rId84">
         <w:r>
           <w:rPr>
             <w:rStyle w:val="Hyperlink"/>
@@ -1972,7 +2037,7 @@
           <w:numId w:val="1007"/>
         </w:numPr>
       </w:pPr>
-      <w:hyperlink r:id="rId84">
+      <w:hyperlink r:id="rId85">
         <w:r>
           <w:rPr>
             <w:rStyle w:val="Hyperlink"/>
@@ -1992,7 +2057,7 @@
           <w:numId w:val="1007"/>
         </w:numPr>
       </w:pPr>
-      <w:hyperlink r:id="rId85">
+      <w:hyperlink r:id="rId86">
         <w:r>
           <w:rPr>
             <w:rStyle w:val="Hyperlink"/>
@@ -2012,7 +2077,7 @@
           <w:numId w:val="1007"/>
         </w:numPr>
       </w:pPr>
-      <w:hyperlink r:id="rId86">
+      <w:hyperlink r:id="rId87">
         <w:r>
           <w:rPr>
             <w:rStyle w:val="Hyperlink"/>
@@ -2032,7 +2097,7 @@
           <w:numId w:val="1007"/>
         </w:numPr>
       </w:pPr>
-      <w:hyperlink r:id="rId87">
+      <w:hyperlink r:id="rId88">
         <w:r>
           <w:rPr>
             <w:rStyle w:val="Hyperlink"/>
@@ -2052,7 +2117,7 @@
           <w:numId w:val="1007"/>
         </w:numPr>
       </w:pPr>
-      <w:hyperlink r:id="rId88">
+      <w:hyperlink r:id="rId89">
         <w:r>
           <w:rPr>
             <w:rStyle w:val="Hyperlink"/>
@@ -2072,7 +2137,7 @@
           <w:numId w:val="1007"/>
         </w:numPr>
       </w:pPr>
-      <w:hyperlink r:id="rId89">
+      <w:hyperlink r:id="rId90">
         <w:r>
           <w:rPr>
             <w:rStyle w:val="Hyperlink"/>
@@ -2092,7 +2157,7 @@
           <w:numId w:val="1007"/>
         </w:numPr>
       </w:pPr>
-      <w:hyperlink r:id="rId90">
+      <w:hyperlink r:id="rId91">
         <w:r>
           <w:rPr>
             <w:rStyle w:val="Hyperlink"/>
@@ -2115,7 +2180,7 @@
           <w:numId w:val="1007"/>
         </w:numPr>
       </w:pPr>
-      <w:hyperlink r:id="rId91">
+      <w:hyperlink r:id="rId92">
         <w:r>
           <w:rPr>
             <w:rStyle w:val="Hyperlink"/>
@@ -2135,7 +2200,7 @@
           <w:numId w:val="1007"/>
         </w:numPr>
       </w:pPr>
-      <w:hyperlink r:id="rId92">
+      <w:hyperlink r:id="rId93">
         <w:r>
           <w:rPr>
             <w:rStyle w:val="Hyperlink"/>
@@ -2155,7 +2220,7 @@
           <w:numId w:val="1007"/>
         </w:numPr>
       </w:pPr>
-      <w:hyperlink r:id="rId93">
+      <w:hyperlink r:id="rId94">
         <w:r>
           <w:rPr>
             <w:rStyle w:val="Hyperlink"/>
@@ -2190,7 +2255,7 @@
           <w:numId w:val="1007"/>
         </w:numPr>
       </w:pPr>
-      <w:hyperlink r:id="rId94">
+      <w:hyperlink r:id="rId95">
         <w:r>
           <w:rPr>
             <w:rStyle w:val="Hyperlink"/>
@@ -2208,8 +2273,8 @@
         <w:t xml:space="preserve">but keep what those repositories credit.</w:t>
       </w:r>
     </w:p>
-    <w:bookmarkEnd w:id="95"/>
-    <w:bookmarkStart w:id="99" w:name="software-text"/>
+    <w:bookmarkEnd w:id="96"/>
+    <w:bookmarkStart w:id="100" w:name="software-text"/>
     <w:p>
       <w:pPr>
         <w:pStyle w:val="Heading2"/>
@@ -2226,7 +2291,7 @@
           <w:numId w:val="1008"/>
         </w:numPr>
       </w:pPr>
-      <w:hyperlink r:id="rId96">
+      <w:hyperlink r:id="rId97">
         <w:r>
           <w:rPr>
             <w:rStyle w:val="Hyperlink"/>
@@ -2249,7 +2314,7 @@
           <w:numId w:val="1008"/>
         </w:numPr>
       </w:pPr>
-      <w:hyperlink r:id="rId97">
+      <w:hyperlink r:id="rId98">
         <w:r>
           <w:rPr>
             <w:rStyle w:val="Hyperlink"/>
@@ -2269,7 +2334,7 @@
           <w:numId w:val="1008"/>
         </w:numPr>
       </w:pPr>
-      <w:hyperlink r:id="rId98">
+      <w:hyperlink r:id="rId99">
         <w:r>
           <w:rPr>
             <w:rStyle w:val="Hyperlink"/>
@@ -2281,8 +2346,8 @@
         <w:t xml:space="preserve">.</w:t>
       </w:r>
     </w:p>
-    <w:bookmarkEnd w:id="99"/>
-    <w:bookmarkStart w:id="103" w:name="thinking"/>
+    <w:bookmarkEnd w:id="100"/>
+    <w:bookmarkStart w:id="104" w:name="thinking"/>
     <w:p>
       <w:pPr>
         <w:pStyle w:val="Heading2"/>
@@ -2299,7 +2364,7 @@
           <w:numId w:val="1009"/>
         </w:numPr>
       </w:pPr>
-      <w:hyperlink r:id="rId100">
+      <w:hyperlink r:id="rId101">
         <w:r>
           <w:rPr>
             <w:rStyle w:val="Hyperlink"/>
@@ -2319,7 +2384,7 @@
           <w:numId w:val="1009"/>
         </w:numPr>
       </w:pPr>
-      <w:hyperlink r:id="rId101">
+      <w:hyperlink r:id="rId102">
         <w:r>
           <w:rPr>
             <w:rStyle w:val="Hyperlink"/>
@@ -2339,7 +2404,7 @@
           <w:numId w:val="1009"/>
         </w:numPr>
       </w:pPr>
-      <w:hyperlink r:id="rId102">
+      <w:hyperlink r:id="rId103">
         <w:r>
           <w:rPr>
             <w:rStyle w:val="Hyperlink"/>
@@ -2351,7 +2416,7 @@
         <w:t xml:space="preserve">.</w:t>
       </w:r>
     </w:p>
-    <w:bookmarkEnd w:id="103"/>
+    <w:bookmarkEnd w:id="104"/>
     <w:sectPr>
       <w:footnotePr>
         <w:numRestart w:val="eachSect"/>

--- a/pr-preview/pr-203/chapters/summary.docx
+++ b/pr-preview/pr-203/chapters/summary.docx
@@ -15,7 +15,7 @@
         <w:pStyle w:val="Date"/>
       </w:pPr>
       <w:r>
-        <w:t xml:space="preserve">Last modified: 2026-10-16 04:52:38 (PDT)</w:t>
+        <w:t xml:space="preserve">Last modified: 2026-10-16 05:04:50 (PDT)</w:t>
       </w:r>
     </w:p>
     <w:tbl>
@@ -916,7 +916,7 @@
       </w:r>
     </w:p>
     <w:bookmarkEnd w:id="37"/>
-    <w:bookmarkStart w:id="46" w:name="papers"/>
+    <w:bookmarkStart w:id="47" w:name="papers"/>
     <w:p>
       <w:pPr>
         <w:pStyle w:val="Heading2"/>
@@ -1053,6 +1053,32 @@
           <w:rPr>
             <w:rStyle w:val="Hyperlink"/>
           </w:rPr>
+          <w:t xml:space="preserve">Avoid forward references</w:t>
+        </w:r>
+      </w:hyperlink>
+      <w:r>
+        <w:t xml:space="preserve">:</w:t>
+      </w:r>
+      <w:r>
+        <w:t xml:space="preserve"> </w:t>
+      </w:r>
+      <w:r>
+        <w:t xml:space="preserve">move the content ahead of the sentence that uses it.</w:t>
+      </w:r>
+    </w:p>
+    <w:p>
+      <w:pPr>
+        <w:pStyle w:val="Compact"/>
+        <w:numPr>
+          <w:ilvl w:val="0"/>
+          <w:numId w:val="1003"/>
+        </w:numPr>
+      </w:pPr>
+      <w:hyperlink r:id="rId44">
+        <w:r>
+          <w:rPr>
+            <w:rStyle w:val="Hyperlink"/>
+          </w:rPr>
           <w:t xml:space="preserve">Put each link to a video next to the text that it supports</w:t>
         </w:r>
       </w:hyperlink>
@@ -1074,7 +1100,7 @@
       <w:r>
         <w:t xml:space="preserve"> </w:t>
       </w:r>
-      <w:hyperlink r:id="rId44">
+      <w:hyperlink r:id="rId45">
         <w:r>
           <w:rPr>
             <w:rStyle w:val="Hyperlink"/>
@@ -1094,7 +1120,7 @@
       <w:r>
         <w:t xml:space="preserve"> </w:t>
       </w:r>
-      <w:hyperlink r:id="rId45">
+      <w:hyperlink r:id="rId46">
         <w:r>
           <w:rPr>
             <w:rStyle w:val="Hyperlink"/>
@@ -1109,8 +1135,8 @@
         <w:t xml:space="preserve">before you submit.</w:t>
       </w:r>
     </w:p>
-    <w:bookmarkEnd w:id="46"/>
-    <w:bookmarkStart w:id="54" w:name="words"/>
+    <w:bookmarkEnd w:id="47"/>
+    <w:bookmarkStart w:id="55" w:name="words"/>
     <w:p>
       <w:pPr>
         <w:pStyle w:val="Heading2"/>
@@ -1127,7 +1153,7 @@
           <w:numId w:val="1004"/>
         </w:numPr>
       </w:pPr>
-      <w:hyperlink r:id="rId47">
+      <w:hyperlink r:id="rId48">
         <w:r>
           <w:rPr>
             <w:rStyle w:val="Hyperlink"/>
@@ -1150,7 +1176,7 @@
           <w:numId w:val="1004"/>
         </w:numPr>
       </w:pPr>
-      <w:hyperlink r:id="rId48">
+      <w:hyperlink r:id="rId49">
         <w:r>
           <w:rPr>
             <w:rStyle w:val="Hyperlink"/>
@@ -1170,7 +1196,7 @@
           <w:numId w:val="1004"/>
         </w:numPr>
       </w:pPr>
-      <w:hyperlink r:id="rId49">
+      <w:hyperlink r:id="rId50">
         <w:r>
           <w:rPr>
             <w:rStyle w:val="Hyperlink"/>
@@ -1190,7 +1216,7 @@
           <w:numId w:val="1004"/>
         </w:numPr>
       </w:pPr>
-      <w:hyperlink r:id="rId50">
+      <w:hyperlink r:id="rId51">
         <w:r>
           <w:rPr>
             <w:rStyle w:val="Hyperlink"/>
@@ -1225,7 +1251,7 @@
           <w:numId w:val="1004"/>
         </w:numPr>
       </w:pPr>
-      <w:hyperlink r:id="rId51">
+      <w:hyperlink r:id="rId52">
         <w:r>
           <w:rPr>
             <w:rStyle w:val="Hyperlink"/>
@@ -1245,7 +1271,7 @@
           <w:numId w:val="1004"/>
         </w:numPr>
       </w:pPr>
-      <w:hyperlink r:id="rId52">
+      <w:hyperlink r:id="rId53">
         <w:r>
           <w:rPr>
             <w:rStyle w:val="Hyperlink"/>
@@ -1271,7 +1297,7 @@
           <w:numId w:val="1004"/>
         </w:numPr>
       </w:pPr>
-      <w:hyperlink r:id="rId53">
+      <w:hyperlink r:id="rId54">
         <w:r>
           <w:rPr>
             <w:rStyle w:val="Hyperlink"/>
@@ -1283,8 +1309,8 @@
         <w:t xml:space="preserve">.</w:t>
       </w:r>
     </w:p>
-    <w:bookmarkEnd w:id="54"/>
-    <w:bookmarkStart w:id="69" w:name="writing-for-every-reader"/>
+    <w:bookmarkEnd w:id="55"/>
+    <w:bookmarkStart w:id="70" w:name="writing-for-every-reader"/>
     <w:p>
       <w:pPr>
         <w:pStyle w:val="Heading2"/>
@@ -1301,7 +1327,7 @@
           <w:numId w:val="1005"/>
         </w:numPr>
       </w:pPr>
-      <w:hyperlink r:id="rId55">
+      <w:hyperlink r:id="rId56">
         <w:r>
           <w:rPr>
             <w:rStyle w:val="Hyperlink"/>
@@ -1321,7 +1347,7 @@
           <w:numId w:val="1005"/>
         </w:numPr>
       </w:pPr>
-      <w:hyperlink r:id="rId56">
+      <w:hyperlink r:id="rId57">
         <w:r>
           <w:rPr>
             <w:rStyle w:val="Hyperlink"/>
@@ -1341,7 +1367,7 @@
           <w:numId w:val="1005"/>
         </w:numPr>
       </w:pPr>
-      <w:hyperlink r:id="rId57">
+      <w:hyperlink r:id="rId58">
         <w:r>
           <w:rPr>
             <w:rStyle w:val="Hyperlink"/>
@@ -1388,7 +1414,7 @@
           <w:numId w:val="1005"/>
         </w:numPr>
       </w:pPr>
-      <w:hyperlink r:id="rId58">
+      <w:hyperlink r:id="rId59">
         <w:r>
           <w:rPr>
             <w:rStyle w:val="Hyperlink"/>
@@ -1408,7 +1434,7 @@
           <w:numId w:val="1005"/>
         </w:numPr>
       </w:pPr>
-      <w:hyperlink r:id="rId59">
+      <w:hyperlink r:id="rId60">
         <w:r>
           <w:rPr>
             <w:rStyle w:val="Hyperlink"/>
@@ -1428,7 +1454,7 @@
       <w:r>
         <w:t xml:space="preserve"> </w:t>
       </w:r>
-      <w:hyperlink r:id="rId60">
+      <w:hyperlink r:id="rId61">
         <w:r>
           <w:rPr>
             <w:rStyle w:val="Hyperlink"/>
@@ -1448,7 +1474,7 @@
           <w:numId w:val="1005"/>
         </w:numPr>
       </w:pPr>
-      <w:hyperlink r:id="rId61">
+      <w:hyperlink r:id="rId62">
         <w:r>
           <w:rPr>
             <w:rStyle w:val="Hyperlink"/>
@@ -1468,7 +1494,7 @@
           <w:numId w:val="1005"/>
         </w:numPr>
       </w:pPr>
-      <w:hyperlink r:id="rId62">
+      <w:hyperlink r:id="rId63">
         <w:r>
           <w:rPr>
             <w:rStyle w:val="Hyperlink"/>
@@ -1488,7 +1514,7 @@
           <w:numId w:val="1005"/>
         </w:numPr>
       </w:pPr>
-      <w:hyperlink r:id="rId63">
+      <w:hyperlink r:id="rId64">
         <w:r>
           <w:rPr>
             <w:rStyle w:val="Hyperlink"/>
@@ -1508,7 +1534,7 @@
           <w:numId w:val="1005"/>
         </w:numPr>
       </w:pPr>
-      <w:hyperlink r:id="rId64">
+      <w:hyperlink r:id="rId65">
         <w:r>
           <w:rPr>
             <w:rStyle w:val="Hyperlink"/>
@@ -1528,7 +1554,7 @@
           <w:numId w:val="1005"/>
         </w:numPr>
       </w:pPr>
-      <w:hyperlink r:id="rId65">
+      <w:hyperlink r:id="rId66">
         <w:r>
           <w:rPr>
             <w:rStyle w:val="Hyperlink"/>
@@ -1548,7 +1574,7 @@
           <w:numId w:val="1005"/>
         </w:numPr>
       </w:pPr>
-      <w:hyperlink r:id="rId66">
+      <w:hyperlink r:id="rId67">
         <w:r>
           <w:rPr>
             <w:rStyle w:val="Hyperlink"/>
@@ -1568,7 +1594,7 @@
           <w:numId w:val="1005"/>
         </w:numPr>
       </w:pPr>
-      <w:hyperlink r:id="rId67">
+      <w:hyperlink r:id="rId68">
         <w:r>
           <w:rPr>
             <w:rStyle w:val="Hyperlink"/>
@@ -1588,7 +1614,7 @@
           <w:numId w:val="1005"/>
         </w:numPr>
       </w:pPr>
-      <w:hyperlink r:id="rId68">
+      <w:hyperlink r:id="rId69">
         <w:r>
           <w:rPr>
             <w:rStyle w:val="Hyperlink"/>
@@ -1600,8 +1626,8 @@
         <w:t xml:space="preserve">.</w:t>
       </w:r>
     </w:p>
-    <w:bookmarkEnd w:id="69"/>
-    <w:bookmarkStart w:id="81" w:name="sentences"/>
+    <w:bookmarkEnd w:id="70"/>
+    <w:bookmarkStart w:id="82" w:name="sentences"/>
     <w:p>
       <w:pPr>
         <w:pStyle w:val="Heading2"/>
@@ -1618,7 +1644,7 @@
           <w:numId w:val="1006"/>
         </w:numPr>
       </w:pPr>
-      <w:hyperlink r:id="rId70">
+      <w:hyperlink r:id="rId71">
         <w:r>
           <w:rPr>
             <w:rStyle w:val="Hyperlink"/>
@@ -1662,7 +1688,7 @@
           <w:numId w:val="1006"/>
         </w:numPr>
       </w:pPr>
-      <w:hyperlink r:id="rId71">
+      <w:hyperlink r:id="rId72">
         <w:r>
           <w:rPr>
             <w:rStyle w:val="Hyperlink"/>
@@ -1730,7 +1756,7 @@
           <w:numId w:val="1006"/>
         </w:numPr>
       </w:pPr>
-      <w:hyperlink r:id="rId72">
+      <w:hyperlink r:id="rId73">
         <w:r>
           <w:rPr>
             <w:rStyle w:val="Hyperlink"/>
@@ -1798,7 +1824,7 @@
           <w:numId w:val="1006"/>
         </w:numPr>
       </w:pPr>
-      <w:hyperlink r:id="rId73">
+      <w:hyperlink r:id="rId74">
         <w:r>
           <w:rPr>
             <w:rStyle w:val="Hyperlink"/>
@@ -1818,7 +1844,7 @@
           <w:numId w:val="1006"/>
         </w:numPr>
       </w:pPr>
-      <w:hyperlink r:id="rId74">
+      <w:hyperlink r:id="rId75">
         <w:r>
           <w:rPr>
             <w:rStyle w:val="Hyperlink"/>
@@ -1838,7 +1864,7 @@
           <w:numId w:val="1006"/>
         </w:numPr>
       </w:pPr>
-      <w:hyperlink r:id="rId75">
+      <w:hyperlink r:id="rId76">
         <w:r>
           <w:rPr>
             <w:rStyle w:val="Hyperlink"/>
@@ -1858,7 +1884,7 @@
           <w:numId w:val="1006"/>
         </w:numPr>
       </w:pPr>
-      <w:hyperlink r:id="rId76">
+      <w:hyperlink r:id="rId77">
         <w:r>
           <w:rPr>
             <w:rStyle w:val="Hyperlink"/>
@@ -1884,7 +1910,7 @@
           <w:numId w:val="1006"/>
         </w:numPr>
       </w:pPr>
-      <w:hyperlink r:id="rId77">
+      <w:hyperlink r:id="rId78">
         <w:r>
           <w:rPr>
             <w:rStyle w:val="Hyperlink"/>
@@ -1904,7 +1930,7 @@
           <w:numId w:val="1006"/>
         </w:numPr>
       </w:pPr>
-      <w:hyperlink r:id="rId78">
+      <w:hyperlink r:id="rId79">
         <w:r>
           <w:rPr>
             <w:rStyle w:val="Hyperlink"/>
@@ -1924,7 +1950,7 @@
           <w:numId w:val="1006"/>
         </w:numPr>
       </w:pPr>
-      <w:hyperlink r:id="rId79">
+      <w:hyperlink r:id="rId80">
         <w:r>
           <w:rPr>
             <w:rStyle w:val="Hyperlink"/>
@@ -1944,7 +1970,7 @@
           <w:numId w:val="1006"/>
         </w:numPr>
       </w:pPr>
-      <w:hyperlink r:id="rId80">
+      <w:hyperlink r:id="rId81">
         <w:r>
           <w:rPr>
             <w:rStyle w:val="Hyperlink"/>
@@ -1956,8 +1982,8 @@
         <w:t xml:space="preserve">.</w:t>
       </w:r>
     </w:p>
-    <w:bookmarkEnd w:id="81"/>
-    <w:bookmarkStart w:id="96" w:name="teaching-materials"/>
+    <w:bookmarkEnd w:id="82"/>
+    <w:bookmarkStart w:id="97" w:name="teaching-materials"/>
     <w:p>
       <w:pPr>
         <w:pStyle w:val="Heading2"/>
@@ -1974,7 +2000,7 @@
           <w:numId w:val="1007"/>
         </w:numPr>
       </w:pPr>
-      <w:hyperlink r:id="rId82">
+      <w:hyperlink r:id="rId83">
         <w:r>
           <w:rPr>
             <w:rStyle w:val="Hyperlink"/>
@@ -1994,7 +2020,7 @@
           <w:numId w:val="1007"/>
         </w:numPr>
       </w:pPr>
-      <w:hyperlink r:id="rId83">
+      <w:hyperlink r:id="rId84">
         <w:r>
           <w:rPr>
             <w:rStyle w:val="Hyperlink"/>
@@ -2014,7 +2040,7 @@
           <w:numId w:val="1007"/>
         </w:numPr>
       </w:pPr>
-      <w:hyperlink r:id="rId84">
+      <w:hyperlink r:id="rId85">
         <w:r>
           <w:rPr>
             <w:rStyle w:val="Hyperlink"/>
@@ -2037,7 +2063,7 @@
           <w:numId w:val="1007"/>
         </w:numPr>
       </w:pPr>
-      <w:hyperlink r:id="rId85">
+      <w:hyperlink r:id="rId86">
         <w:r>
           <w:rPr>
             <w:rStyle w:val="Hyperlink"/>
@@ -2057,7 +2083,7 @@
           <w:numId w:val="1007"/>
         </w:numPr>
       </w:pPr>
-      <w:hyperlink r:id="rId86">
+      <w:hyperlink r:id="rId87">
         <w:r>
           <w:rPr>
             <w:rStyle w:val="Hyperlink"/>
@@ -2077,7 +2103,7 @@
           <w:numId w:val="1007"/>
         </w:numPr>
       </w:pPr>
-      <w:hyperlink r:id="rId87">
+      <w:hyperlink r:id="rId88">
         <w:r>
           <w:rPr>
             <w:rStyle w:val="Hyperlink"/>
@@ -2097,7 +2123,7 @@
           <w:numId w:val="1007"/>
         </w:numPr>
       </w:pPr>
-      <w:hyperlink r:id="rId88">
+      <w:hyperlink r:id="rId89">
         <w:r>
           <w:rPr>
             <w:rStyle w:val="Hyperlink"/>
@@ -2117,7 +2143,7 @@
           <w:numId w:val="1007"/>
         </w:numPr>
       </w:pPr>
-      <w:hyperlink r:id="rId89">
+      <w:hyperlink r:id="rId90">
         <w:r>
           <w:rPr>
             <w:rStyle w:val="Hyperlink"/>
@@ -2137,7 +2163,7 @@
           <w:numId w:val="1007"/>
         </w:numPr>
       </w:pPr>
-      <w:hyperlink r:id="rId90">
+      <w:hyperlink r:id="rId91">
         <w:r>
           <w:rPr>
             <w:rStyle w:val="Hyperlink"/>
@@ -2157,7 +2183,7 @@
           <w:numId w:val="1007"/>
         </w:numPr>
       </w:pPr>
-      <w:hyperlink r:id="rId91">
+      <w:hyperlink r:id="rId92">
         <w:r>
           <w:rPr>
             <w:rStyle w:val="Hyperlink"/>
@@ -2180,7 +2206,7 @@
           <w:numId w:val="1007"/>
         </w:numPr>
       </w:pPr>
-      <w:hyperlink r:id="rId92">
+      <w:hyperlink r:id="rId93">
         <w:r>
           <w:rPr>
             <w:rStyle w:val="Hyperlink"/>
@@ -2200,7 +2226,7 @@
           <w:numId w:val="1007"/>
         </w:numPr>
       </w:pPr>
-      <w:hyperlink r:id="rId93">
+      <w:hyperlink r:id="rId94">
         <w:r>
           <w:rPr>
             <w:rStyle w:val="Hyperlink"/>
@@ -2220,7 +2246,7 @@
           <w:numId w:val="1007"/>
         </w:numPr>
       </w:pPr>
-      <w:hyperlink r:id="rId94">
+      <w:hyperlink r:id="rId95">
         <w:r>
           <w:rPr>
             <w:rStyle w:val="Hyperlink"/>
@@ -2255,7 +2281,7 @@
           <w:numId w:val="1007"/>
         </w:numPr>
       </w:pPr>
-      <w:hyperlink r:id="rId95">
+      <w:hyperlink r:id="rId96">
         <w:r>
           <w:rPr>
             <w:rStyle w:val="Hyperlink"/>
@@ -2273,8 +2299,8 @@
         <w:t xml:space="preserve">but keep what those repositories credit.</w:t>
       </w:r>
     </w:p>
-    <w:bookmarkEnd w:id="96"/>
-    <w:bookmarkStart w:id="100" w:name="software-text"/>
+    <w:bookmarkEnd w:id="97"/>
+    <w:bookmarkStart w:id="101" w:name="software-text"/>
     <w:p>
       <w:pPr>
         <w:pStyle w:val="Heading2"/>
@@ -2291,7 +2317,7 @@
           <w:numId w:val="1008"/>
         </w:numPr>
       </w:pPr>
-      <w:hyperlink r:id="rId97">
+      <w:hyperlink r:id="rId98">
         <w:r>
           <w:rPr>
             <w:rStyle w:val="Hyperlink"/>
@@ -2314,7 +2340,7 @@
           <w:numId w:val="1008"/>
         </w:numPr>
       </w:pPr>
-      <w:hyperlink r:id="rId98">
+      <w:hyperlink r:id="rId99">
         <w:r>
           <w:rPr>
             <w:rStyle w:val="Hyperlink"/>
@@ -2334,7 +2360,7 @@
           <w:numId w:val="1008"/>
         </w:numPr>
       </w:pPr>
-      <w:hyperlink r:id="rId99">
+      <w:hyperlink r:id="rId100">
         <w:r>
           <w:rPr>
             <w:rStyle w:val="Hyperlink"/>
@@ -2346,8 +2372,8 @@
         <w:t xml:space="preserve">.</w:t>
       </w:r>
     </w:p>
-    <w:bookmarkEnd w:id="100"/>
-    <w:bookmarkStart w:id="104" w:name="thinking"/>
+    <w:bookmarkEnd w:id="101"/>
+    <w:bookmarkStart w:id="105" w:name="thinking"/>
     <w:p>
       <w:pPr>
         <w:pStyle w:val="Heading2"/>
@@ -2364,7 +2390,7 @@
           <w:numId w:val="1009"/>
         </w:numPr>
       </w:pPr>
-      <w:hyperlink r:id="rId101">
+      <w:hyperlink r:id="rId102">
         <w:r>
           <w:rPr>
             <w:rStyle w:val="Hyperlink"/>
@@ -2384,7 +2410,7 @@
           <w:numId w:val="1009"/>
         </w:numPr>
       </w:pPr>
-      <w:hyperlink r:id="rId102">
+      <w:hyperlink r:id="rId103">
         <w:r>
           <w:rPr>
             <w:rStyle w:val="Hyperlink"/>
@@ -2404,7 +2430,7 @@
           <w:numId w:val="1009"/>
         </w:numPr>
       </w:pPr>
-      <w:hyperlink r:id="rId103">
+      <w:hyperlink r:id="rId104">
         <w:r>
           <w:rPr>
             <w:rStyle w:val="Hyperlink"/>
@@ -2416,7 +2442,7 @@
         <w:t xml:space="preserve">.</w:t>
       </w:r>
     </w:p>
-    <w:bookmarkEnd w:id="104"/>
+    <w:bookmarkEnd w:id="105"/>
     <w:sectPr>
       <w:footnotePr>
         <w:numRestart w:val="eachSect"/>
